--- a/docs/project_notes/Report/MSc_and_BEng_Dissertation_Template_the_University_of_Manchester_EEE__2_/CPD-Template-2.docx
+++ b/docs/project_notes/Report/MSc_and_BEng_Dissertation_Template_the_University_of_Manchester_EEE__2_/CPD-Template-2.docx
@@ -412,25 +412,7 @@
                 <w:sz w:val="17"/>
                 <w:szCs w:val="17"/>
               </w:rPr>
-              <w:t>BLDC Motor Control (</w:t>
-            </w:r>
-            <w:proofErr w:type="spellStart"/>
-            <w:r>
-              <w:rPr>
-                <w:rFonts w:cstheme="minorHAnsi"/>
-                <w:sz w:val="17"/>
-                <w:szCs w:val="17"/>
-              </w:rPr>
-              <w:t>SimpleFOC</w:t>
-            </w:r>
-            <w:proofErr w:type="spellEnd"/>
-            <w:r>
-              <w:rPr>
-                <w:rFonts w:cstheme="minorHAnsi"/>
-                <w:sz w:val="17"/>
-                <w:szCs w:val="17"/>
-              </w:rPr>
-              <w:t>)</w:t>
+              <w:t>BLDC Motor Control (SimpleFOC)</w:t>
             </w:r>
           </w:p>
         </w:tc>
@@ -452,25 +434,7 @@
                 <w:sz w:val="17"/>
                 <w:szCs w:val="17"/>
               </w:rPr>
-              <w:t xml:space="preserve">Learned to use </w:t>
-            </w:r>
-            <w:proofErr w:type="spellStart"/>
-            <w:r>
-              <w:rPr>
-                <w:rFonts w:cstheme="minorHAnsi"/>
-                <w:sz w:val="17"/>
-                <w:szCs w:val="17"/>
-              </w:rPr>
-              <w:t>SimpleFOC</w:t>
-            </w:r>
-            <w:proofErr w:type="spellEnd"/>
-            <w:r>
-              <w:rPr>
-                <w:rFonts w:cstheme="minorHAnsi"/>
-                <w:sz w:val="17"/>
-                <w:szCs w:val="17"/>
-              </w:rPr>
-              <w:t xml:space="preserve"> library for BLDC motor control and torque-mode operation.</w:t>
+              <w:t>Learned to use SimpleFOC library for BLDC motor control and torque-mode operation.</w:t>
             </w:r>
           </w:p>
         </w:tc>
@@ -747,7 +711,23 @@
                 <w:sz w:val="17"/>
                 <w:szCs w:val="17"/>
               </w:rPr>
-              <w:t xml:space="preserve"> 2026 – Mar 2026</w:t>
+              <w:t xml:space="preserve"> 202</w:t>
+            </w:r>
+            <w:r>
+              <w:rPr>
+                <w:rFonts w:cstheme="minorHAnsi"/>
+                <w:sz w:val="17"/>
+                <w:szCs w:val="17"/>
+              </w:rPr>
+              <w:t>5</w:t>
+            </w:r>
+            <w:r>
+              <w:rPr>
+                <w:rFonts w:cstheme="minorHAnsi"/>
+                <w:sz w:val="17"/>
+                <w:szCs w:val="17"/>
+              </w:rPr>
+              <w:t xml:space="preserve"> – Mar 2026</w:t>
             </w:r>
           </w:p>
         </w:tc>
@@ -845,7 +825,23 @@
                 <w:sz w:val="17"/>
                 <w:szCs w:val="17"/>
               </w:rPr>
-              <w:t xml:space="preserve"> 2026 – Apr 2026</w:t>
+              <w:t xml:space="preserve"> 202</w:t>
+            </w:r>
+            <w:r>
+              <w:rPr>
+                <w:rFonts w:cstheme="minorHAnsi"/>
+                <w:sz w:val="17"/>
+                <w:szCs w:val="17"/>
+              </w:rPr>
+              <w:t>5</w:t>
+            </w:r>
+            <w:r>
+              <w:rPr>
+                <w:rFonts w:cstheme="minorHAnsi"/>
+                <w:sz w:val="17"/>
+                <w:szCs w:val="17"/>
+              </w:rPr>
+              <w:t xml:space="preserve"> – Apr 2026</w:t>
             </w:r>
           </w:p>
         </w:tc>
@@ -1903,6 +1899,7 @@
   <w:style w:type="character" w:default="1" w:styleId="DefaultParagraphFont">
     <w:name w:val="Default Paragraph Font"/>
     <w:uiPriority w:val="1"/>
+    <w:semiHidden/>
     <w:unhideWhenUsed/>
   </w:style>
   <w:style w:type="table" w:default="1" w:styleId="TableNormal">
